--- a/backend/word/MAKIJAŻ PERMANENTNY BRWI.docx
+++ b/backend/word/MAKIJAŻ PERMANENTNY BRWI.docx
@@ -12,7 +12,7 @@
         <w:rPr>
           <w:rFonts w:ascii="Times New Roman" w:hAnsi="Times New Roman"/>
         </w:rPr>
-        <w:t>MAKIJAŻ PERMANENTNY BRWI</w:t>
+        <w:t>Makijaż permanentny brwi</w:t>
       </w:r>
     </w:p>
     <w:p>
@@ -90,39 +90,7 @@
         <w:pStyle w:val="NormalnyWeb"/>
       </w:pPr>
       <w:r>
-        <w:t xml:space="preserve">W salonie wykonujemy makijaż permanentny brwi techniką </w:t>
-      </w:r>
-      <w:proofErr w:type="spellStart"/>
-      <w:r>
-        <w:t>Ombre</w:t>
-      </w:r>
-      <w:proofErr w:type="spellEnd"/>
-      <w:r>
-        <w:t xml:space="preserve">/ </w:t>
-      </w:r>
-      <w:proofErr w:type="spellStart"/>
-      <w:r>
-        <w:t>Powder</w:t>
-      </w:r>
-      <w:proofErr w:type="spellEnd"/>
-      <w:r>
-        <w:t xml:space="preserve"> </w:t>
-      </w:r>
-      <w:proofErr w:type="spellStart"/>
-      <w:r>
-        <w:t>Brows</w:t>
-      </w:r>
-      <w:proofErr w:type="spellEnd"/>
-      <w:r>
-        <w:t xml:space="preserve"> - miękki, </w:t>
-      </w:r>
-      <w:proofErr w:type="spellStart"/>
-      <w:r>
-        <w:t>makijażowy</w:t>
-      </w:r>
-      <w:proofErr w:type="spellEnd"/>
-      <w:r>
-        <w:t xml:space="preserve"> efekt, jakby przypudrowane cieniem.</w:t>
+        <w:t>W salonie wykonujemy makijaż permanentny brwi techniką Ombre/ Powder Brows - miękki, makijażowy efekt, jakby przypudrowane cieniem.</w:t>
       </w:r>
       <w:r>
         <w:br/>
@@ -133,15 +101,7 @@
         <w:pStyle w:val="NormalnyWeb"/>
       </w:pPr>
       <w:r>
-        <w:t xml:space="preserve">Pierwszy zabieg trwa ok. 2 godziny ( rysunek wstępny i </w:t>
-      </w:r>
-      <w:proofErr w:type="spellStart"/>
-      <w:r>
-        <w:t>piogmentacja</w:t>
-      </w:r>
-      <w:proofErr w:type="spellEnd"/>
-      <w:r>
-        <w:t>). Po około 6 -8 tygodniach wykonuje się korektę, aby utrwalić efekt. Czas korekty to ok 60 minut.</w:t>
+        <w:t>Pierwszy zabieg trwa ok. 2 godziny ( rysunek wstępny i piogmentacja). Po około 6 -8 tygodniach wykonuje się korektę, aby utrwalić efekt. Czas korekty to ok 60 minut.</w:t>
       </w:r>
     </w:p>
     <w:p>
@@ -239,21 +199,7 @@
         <w:rPr>
           <w:rFonts w:ascii="Times New Roman" w:hAnsi="Times New Roman"/>
         </w:rPr>
-        <w:t xml:space="preserve">3. Zalecenia </w:t>
-      </w:r>
-      <w:proofErr w:type="spellStart"/>
-      <w:r>
-        <w:rPr>
-          <w:rFonts w:ascii="Times New Roman" w:hAnsi="Times New Roman"/>
-        </w:rPr>
-        <w:t>pozabiegowe</w:t>
-      </w:r>
-      <w:proofErr w:type="spellEnd"/>
-      <w:r>
-        <w:rPr>
-          <w:rFonts w:ascii="Times New Roman" w:hAnsi="Times New Roman"/>
-        </w:rPr>
-        <w:t xml:space="preserve"> </w:t>
+        <w:t xml:space="preserve">3. Zalecenia pozabiegowe </w:t>
       </w:r>
     </w:p>
     <w:p>
@@ -292,21 +238,7 @@
         <w:rPr>
           <w:rFonts w:ascii="Times New Roman" w:hAnsi="Times New Roman"/>
         </w:rPr>
-        <w:t xml:space="preserve">Po ok. 6–8 tygodniach wykonuje się </w:t>
-      </w:r>
-      <w:proofErr w:type="spellStart"/>
-      <w:r>
-        <w:rPr>
-          <w:rFonts w:ascii="Times New Roman" w:hAnsi="Times New Roman"/>
-        </w:rPr>
-        <w:t>dopigmentowanie</w:t>
-      </w:r>
-      <w:proofErr w:type="spellEnd"/>
-      <w:r>
-        <w:rPr>
-          <w:rFonts w:ascii="Times New Roman" w:hAnsi="Times New Roman"/>
-        </w:rPr>
-        <w:t xml:space="preserve"> tzw. korektę , która utrwala efekt.</w:t>
+        <w:t>Po ok. 6–8 tygodniach wykonuje się dopigmentowanie tzw. korektę , która utrwala efekt.</w:t>
       </w:r>
     </w:p>
     <w:p>
@@ -602,13 +534,7 @@
         <w:rPr>
           <w:rFonts w:ascii="Times New Roman" w:hAnsi="Times New Roman"/>
         </w:rPr>
-        <w:t>Bezwzględne p</w:t>
-      </w:r>
-      <w:r>
-        <w:rPr>
-          <w:rFonts w:ascii="Times New Roman" w:hAnsi="Times New Roman"/>
-        </w:rPr>
-        <w:t>rzeciwwskazania:</w:t>
+        <w:t>Bezwzględne przeciwwskazania:</w:t>
       </w:r>
     </w:p>
     <w:p>
@@ -859,23 +785,7 @@
           <w:rStyle w:val="t286pc"/>
           <w:color w:val="0A0A0A"/>
         </w:rPr>
-        <w:t xml:space="preserve">* </w:t>
-      </w:r>
-      <w:proofErr w:type="spellStart"/>
-      <w:r>
-        <w:rPr>
-          <w:rStyle w:val="t286pc"/>
-          <w:color w:val="0A0A0A"/>
-        </w:rPr>
-        <w:t>ostrzykiwanie</w:t>
-      </w:r>
-      <w:proofErr w:type="spellEnd"/>
-      <w:r>
-        <w:rPr>
-          <w:rStyle w:val="t286pc"/>
-          <w:color w:val="0A0A0A"/>
-        </w:rPr>
-        <w:t xml:space="preserve"> czoła preparatami mającymi na celu unieruchomienie mięśni czołowych ( odstęp min. 4 -6 tygodni)</w:t>
+        <w:t>* ostrzykiwanie czoła preparatami mającymi na celu unieruchomienie mięśni czołowych ( odstęp min. 4 -6 tygodni)</w:t>
       </w:r>
     </w:p>
     <w:p>
